--- a/templates/Service Agreement V10.docx
+++ b/templates/Service Agreement V10.docx
@@ -10356,95 +10356,7 @@
                 <w:sz w:val="28"/>
                 <w:szCs w:val="28"/>
               </w:rPr>
-              <w:t>{</w:t>
-            </w:r>
-            <w:proofErr w:type="spellStart"/>
-            <w:r>
-              <w:rPr>
-                <w:sz w:val="28"/>
-                <w:szCs w:val="28"/>
-              </w:rPr>
-              <w:t>DocumentSent</w:t>
-            </w:r>
-            <w:proofErr w:type="spellEnd"/>
-            <w:r>
-              <w:rPr>
-                <w:sz w:val="28"/>
-                <w:szCs w:val="28"/>
-              </w:rPr>
-              <w:t>}</w:t>
-            </w:r>
-            <w:r>
-              <w:rPr>
-                <w:sz w:val="28"/>
-                <w:szCs w:val="28"/>
-              </w:rPr>
-              <w:t>,</w:t>
-            </w:r>
-            <w:r>
-              <w:rPr>
-                <w:sz w:val="28"/>
-                <w:szCs w:val="28"/>
-              </w:rPr>
-              <w:t xml:space="preserve"> I have sent Health Assure Policy, Care Health Policy, Restore Health Invoice, Restore Company details Pdf {</w:t>
-            </w:r>
-            <w:proofErr w:type="spellStart"/>
-            <w:r>
-              <w:rPr>
-                <w:sz w:val="28"/>
-                <w:szCs w:val="28"/>
-              </w:rPr>
-              <w:t>SentDate</w:t>
-            </w:r>
-            <w:proofErr w:type="spellEnd"/>
-            <w:r>
-              <w:rPr>
-                <w:sz w:val="28"/>
-                <w:szCs w:val="28"/>
-              </w:rPr>
-              <w:t>} {</w:t>
-            </w:r>
-            <w:proofErr w:type="spellStart"/>
-            <w:r>
-              <w:rPr>
-                <w:sz w:val="28"/>
-                <w:szCs w:val="28"/>
-              </w:rPr>
-              <w:t>SentTime</w:t>
-            </w:r>
-            <w:proofErr w:type="spellEnd"/>
-            <w:r>
-              <w:rPr>
-                <w:sz w:val="28"/>
-                <w:szCs w:val="28"/>
-              </w:rPr>
-              <w:t>}</w:t>
-            </w:r>
-            <w:r>
-              <w:br/>
-            </w:r>
-            <w:r>
-              <w:rPr>
-                <w:sz w:val="28"/>
-                <w:szCs w:val="28"/>
-              </w:rPr>
-              <w:t>{</w:t>
-            </w:r>
-            <w:proofErr w:type="spellStart"/>
-            <w:r>
-              <w:rPr>
-                <w:sz w:val="28"/>
-                <w:szCs w:val="28"/>
-              </w:rPr>
-              <w:t>TypeofSendingPlatform</w:t>
-            </w:r>
-            <w:proofErr w:type="spellEnd"/>
-            <w:r>
-              <w:rPr>
-                <w:sz w:val="28"/>
-                <w:szCs w:val="28"/>
-              </w:rPr>
-              <w:t>}</w:t>
+              <w:t>{DocumentSent} | {SentDate} | {SentTime} | {TypeofSendingPlatform}</w:t>
             </w:r>
           </w:p>
         </w:tc>

--- a/templates/Service Agreement V10.docx
+++ b/templates/Service Agreement V10.docx
@@ -10419,7 +10419,7 @@
                 <w:sz w:val="28"/>
                 <w:szCs w:val="28"/>
               </w:rPr>
-              <w:t>On {Date} at {Time} by {</w:t>
+              <w:t>On {CallDate} at {CallTime} by {</w:t>
             </w:r>
             <w:proofErr w:type="spellStart"/>
             <w:r>

--- a/templates/Service Agreement V10.docx
+++ b/templates/Service Agreement V10.docx
@@ -128,7 +128,7 @@
           <w:sz w:val="28"/>
           <w:szCs w:val="28"/>
         </w:rPr>
-        <w:t>THE CUSTOMER</w:t>
+        <w:t>{CustomerName}</w:t>
       </w:r>
     </w:p>
     <w:p>
@@ -192,7 +192,7 @@
           <w:sz w:val="17"/>
           <w:szCs w:val="17"/>
         </w:rPr>
-        <w:t>Version 2.0  |  For legal vetting before use</w:t>
+        <w:t>Version 2.0</w:t>
       </w:r>
     </w:p>
     <w:p>
@@ -479,7 +479,7 @@
                 <w:sz w:val="28"/>
                 <w:szCs w:val="28"/>
               </w:rPr>
-              <w:t>Fees, Cooling-off and No Refund After Activation</w:t>
+              <w:t>Fees, Freelook Period and No Refund After Activation</w:t>
             </w:r>
           </w:p>
         </w:tc>
@@ -1563,7 +1563,7 @@
           <w:sz w:val="28"/>
           <w:szCs w:val="28"/>
         </w:rPr>
-        <w:t>} years (declared to be eighteen (18) years of age or above), holding AADHAR bearing last four digits {</w:t>
+        <w:t>} years (declared to be eighteen (18) years of age or above), holding AADHAAR number {</w:t>
       </w:r>
       <w:proofErr w:type="spellStart"/>
       <w:r>
@@ -2043,7 +2043,7 @@
           <w:sz w:val="28"/>
           <w:szCs w:val="28"/>
         </w:rPr>
-        <w:t>1.1.2 "Cooling-off Period" shall mean what is defined in Clause 3.1.</w:t>
+        <w:t>1.1.2 "Freelook Period" shall mean what is defined in Clause 3.1.</w:t>
       </w:r>
       <w:r>
         <w:rPr>
@@ -2611,7 +2611,7 @@
           <w:sz w:val="28"/>
           <w:szCs w:val="28"/>
         </w:rPr>
-        <w:t>3. FEES, COOLING-OFF AND NO REFUND AFTER ACTIVATION</w:t>
+        <w:t>3. FEES, FREELOOK PERIOD AND NO REFUND AFTER ACTIVATION</w:t>
       </w:r>
     </w:p>
     <w:p>
@@ -2632,7 +2632,7 @@
           <w:sz w:val="28"/>
           <w:szCs w:val="28"/>
         </w:rPr>
-        <w:t>3.1 Cooling-off and Cancellation before Activation shall be limited to (7) Seven Days</w:t>
+        <w:t>3.1 Freelook Period and Cancellation before Activation shall be limited to (7) Seven Days</w:t>
       </w:r>
     </w:p>
     <w:p>
@@ -2654,7 +2654,7 @@
           <w:szCs w:val="28"/>
         </w:rPr>
         <w:lastRenderedPageBreak/>
-        <w:t>3.1.1 The Customer may cancel the Service within Seven (7) Days from the payment, provided if the Service has not been activated, used or any benefit from the same received (the "Cooling-off Period") from the date of payment. If cancelled as per eligibility of cooling off period, the Service Provider will refund the amount paid to the Customer within seven (7) working days of the cancellation to the same payment method used for the payment, less any non-recoverable amount already paid to a Partner Provider and communicated to the Customer at the time of purchase.</w:t>
+        <w:t>3.1.1 The Customer may cancel the Service within Seven (7) Days from the payment, provided if the Service has not been activated, used or any benefit from the same received (the "Freelook Period") from the date of payment. If cancelled as per eligibility of Freelook Period, the Service Provider will refund the amount paid to the Customer within seven (7) working days of the cancellation to the same payment method used for the payment, less any non-recoverable amount already paid to a Partner Provider and communicated to the Customer at the time of purchase.</w:t>
       </w:r>
     </w:p>
     <w:p>
@@ -2675,7 +2675,7 @@
           <w:sz w:val="28"/>
           <w:szCs w:val="28"/>
         </w:rPr>
-        <w:t>3.1.2. Once the Cooling-off Period (seven (7) days) has expired or a benefit has been used or activated, the provisions of Clause 3.3 (No Refund After Activation) will apply, except as modified by Clause 3.4.</w:t>
+        <w:t>3.1.2. Once the Freelook Period (seven (7) days) has expired or a benefit has been used or activated, the provisions of Clause 3.3 (No Refund After Activation) will apply, except as modified by Clause 3.4.</w:t>
       </w:r>
     </w:p>
     <w:p>
@@ -2928,7 +2928,7 @@
           <w:sz w:val="28"/>
           <w:szCs w:val="28"/>
         </w:rPr>
-        <w:t>key features, price, validity, exclusions, Cooling-off Period and no-refund position after activation were explained to Customer in English / Hindi, the language opted by the Customer;</w:t>
+        <w:t>key features, price, validity, exclusions, Freelook Period and no-refund position after activation were explained to Customer in English / Hindi, the language opted by the Customer;</w:t>
       </w:r>
     </w:p>
     <w:p>
@@ -3447,7 +3447,7 @@
           <w:sz w:val="28"/>
           <w:szCs w:val="28"/>
         </w:rPr>
-        <w:t xml:space="preserve">(f) the payment reference or transaction ID. </w:t>
+        <w:t xml:space="preserve">(f) the payment reference / UTR. </w:t>
       </w:r>
     </w:p>
     <w:p>
@@ -3704,7 +3704,7 @@
           <w:sz w:val="28"/>
           <w:szCs w:val="28"/>
         </w:rPr>
-        <w:t>Within a maximum of working Forty-eight (48) hours following the purchase (preferably by a staff or team not part of the sales team) the Service Provider shall make a recorded welcoming/verification call to the Customer to confirm the Customer's identity, plan purchased, price paid, Cooling-off Period, no-refund position after activation and Official Payment Channels. The making of such a call shall be a further confirmation of an electronically executed Agreement and shall be a part of the evidence file kept in accordance with Clause 14.5.</w:t>
+        <w:t>Within a maximum of working Forty-eight (48) hours following the purchase (preferably by a staff or team not part of the sales team) the Service Provider shall make a recorded welcoming/verification call to the Customer to confirm the Customer's identity, plan purchased, price paid, Freelook Period, no-refund position after activation and Official Payment Channels. The making of such a call shall be a further confirmation of an electronically executed Agreement and shall be a part of the evidence file kept in accordance with Clause 14.5.</w:t>
       </w:r>
     </w:p>
     <w:p>
@@ -6984,7 +6984,7 @@
           <w:sz w:val="28"/>
           <w:szCs w:val="28"/>
         </w:rPr>
-        <w:t>18.2 the Customer has read and understood, or had explained to the Customer in the language chosen by the Customer, the key features, price, validity, exclusions, Cooling-off Period, no-refund-after-activation position, and data-privacy notice;</w:t>
+        <w:t>18.2 the Customer has read and understood, or had explained to the Customer in the language chosen by the Customer, the key features, price, validity, exclusions, Freelook Period, no-refund-after-activation position, and data-privacy notice;</w:t>
       </w:r>
     </w:p>
     <w:p>
@@ -9128,7 +9128,7 @@
                 <w:sz w:val="28"/>
                 <w:szCs w:val="28"/>
               </w:rPr>
-              <w:t>Mentioned in the Invoice</w:t>
+              <w:t>Mentioned above in the invoice {AgreementNumber}</w:t>
             </w:r>
           </w:p>
         </w:tc>
@@ -9254,7 +9254,7 @@
                 <w:sz w:val="28"/>
                 <w:szCs w:val="28"/>
               </w:rPr>
-              <w:t>Fees (excluding taxes)</w:t>
+              <w:t>Fees (Excluding Tax)</w:t>
             </w:r>
           </w:p>
         </w:tc>
@@ -9333,7 +9333,7 @@
                 <w:sz w:val="28"/>
                 <w:szCs w:val="28"/>
               </w:rPr>
-              <w:t>Taxes</w:t>
+              <w:t>Taxes (GST)</w:t>
             </w:r>
           </w:p>
         </w:tc>
@@ -9396,7 +9396,7 @@
                 <w:sz w:val="28"/>
                 <w:szCs w:val="28"/>
               </w:rPr>
-              <w:t>Total amount payable</w:t>
+              <w:t>Total Amount Payable (Gross Premium)</w:t>
             </w:r>
           </w:p>
         </w:tc>
@@ -9500,7 +9500,7 @@
                 <w:sz w:val="28"/>
                 <w:szCs w:val="28"/>
               </w:rPr>
-              <w:t>CareHealth</w:t>
+              <w:t>Care Health Insurance and Health Assure</w:t>
             </w:r>
             <w:proofErr w:type="spellEnd"/>
             <w:r>
@@ -9508,7 +9508,7 @@
                 <w:sz w:val="28"/>
                 <w:szCs w:val="28"/>
               </w:rPr>
-              <w:t xml:space="preserve"> and </w:t>
+              <w:t xml:space="preserve"/>
             </w:r>
             <w:proofErr w:type="spellStart"/>
             <w:r>
@@ -9516,7 +9516,7 @@
                 <w:sz w:val="28"/>
                 <w:szCs w:val="28"/>
               </w:rPr>
-              <w:t>HealthAssure</w:t>
+              <w:t/>
             </w:r>
             <w:proofErr w:type="spellEnd"/>
           </w:p>
@@ -9552,7 +9552,7 @@
                 <w:sz w:val="28"/>
                 <w:szCs w:val="28"/>
               </w:rPr>
-              <w:t>Cooling-off Period</w:t>
+              <w:t>Freelook Period</w:t>
             </w:r>
           </w:p>
         </w:tc>
@@ -9580,83 +9580,8 @@
                 <w:sz w:val="28"/>
                 <w:szCs w:val="28"/>
               </w:rPr>
-              <w:t>7 (seven) working days from the date of issue of policy</w:t>
+              <w:t>7 (seven) working days from the date of membership purchase</w:t>
             </w:r>
-          </w:p>
-        </w:tc>
-      </w:tr>
-      <w:tr>
-        <w:trPr>
-          <w:cantSplit/>
-          <w:trHeight w:val="705"/>
-        </w:trPr>
-        <w:tc>
-          <w:tcPr>
-            <w:tcW w:w="3000" w:type="dxa"/>
-            <w:tcBorders>
-              <w:top w:val="single" w:sz="4" w:space="0" w:color="A6B4CC"/>
-              <w:left w:val="single" w:sz="4" w:space="0" w:color="A6B4CC"/>
-              <w:bottom w:val="single" w:sz="4" w:space="0" w:color="A6B4CC"/>
-              <w:right w:val="single" w:sz="4" w:space="0" w:color="A6B4CC"/>
-            </w:tcBorders>
-            <w:shd w:val="clear" w:color="auto" w:fill="E9EEF6"/>
-          </w:tcPr>
-          <w:p>
-            <w:pPr>
-              <w:spacing w:after="40" w:line="252" w:lineRule="auto"/>
-              <w:jc w:val="both"/>
-              <w:rPr>
-                <w:sz w:val="28"/>
-                <w:szCs w:val="28"/>
-              </w:rPr>
-            </w:pPr>
-            <w:r>
-              <w:rPr>
-                <w:color w:val="1F3864"/>
-                <w:sz w:val="28"/>
-                <w:szCs w:val="28"/>
-              </w:rPr>
-              <w:lastRenderedPageBreak/>
-              <w:t>Refund timeline</w:t>
-            </w:r>
-          </w:p>
-        </w:tc>
-        <w:tc>
-          <w:tcPr>
-            <w:tcW w:w="6026" w:type="dxa"/>
-            <w:tcBorders>
-              <w:top w:val="single" w:sz="4" w:space="0" w:color="A6B4CC"/>
-              <w:left w:val="single" w:sz="4" w:space="0" w:color="A6B4CC"/>
-              <w:bottom w:val="single" w:sz="4" w:space="0" w:color="A6B4CC"/>
-              <w:right w:val="single" w:sz="4" w:space="0" w:color="A6B4CC"/>
-            </w:tcBorders>
-          </w:tcPr>
-          <w:p>
-            <w:pPr>
-              <w:spacing w:after="40" w:line="252" w:lineRule="auto"/>
-              <w:jc w:val="both"/>
-              <w:rPr>
-                <w:sz w:val="28"/>
-                <w:szCs w:val="28"/>
-              </w:rPr>
-            </w:pPr>
-            <w:r>
-              <w:rPr>
-                <w:sz w:val="28"/>
-                <w:szCs w:val="28"/>
-              </w:rPr>
-              <w:t>7 (seven) working days from the date of issue of policy</w:t>
-            </w:r>
-          </w:p>
-          <w:p>
-            <w:pPr>
-              <w:spacing w:after="40" w:line="252" w:lineRule="auto"/>
-              <w:jc w:val="both"/>
-              <w:rPr>
-                <w:sz w:val="28"/>
-                <w:szCs w:val="28"/>
-              </w:rPr>
-            </w:pPr>
           </w:p>
         </w:tc>
       </w:tr>
@@ -10047,7 +9972,7 @@
                 <w:sz w:val="28"/>
                 <w:szCs w:val="28"/>
               </w:rPr>
-              <w:t>Authorized Representative (name and employee/agent code)</w:t>
+              <w:t>Authorized Representative</w:t>
             </w:r>
           </w:p>
         </w:tc>
@@ -10904,7 +10829,7 @@
                 <w:sz w:val="28"/>
                 <w:szCs w:val="28"/>
               </w:rPr>
-              <w:t>Privacy Policy address</w:t>
+              <w:t>Company Premises Location</w:t>
             </w:r>
           </w:p>
         </w:tc>
@@ -10923,13 +10848,16 @@
               <w:spacing w:after="40" w:line="252" w:lineRule="auto"/>
               <w:jc w:val="both"/>
             </w:pPr>
-            <w:r>
-              <w:rPr>
-                <w:rFonts w:ascii="Segoe UI" w:eastAsia="Segoe UI" w:hAnsi="Segoe UI" w:cs="Segoe UI"/>
-                <w:color w:val="000000" w:themeColor="text1"/>
-              </w:rPr>
-              <w:t>Noida</w:t>
-            </w:r>
+            <w:hyperlink r:id="rId20" w:history="1">
+              <w:r>
+                <w:rPr>
+                  <w:rStyle w:val="Hyperlink"/>
+                  <w:rFonts w:ascii="Segoe UI" w:eastAsia="Segoe UI" w:hAnsi="Segoe UI" w:cs="Segoe UI"/>
+                  <w:color w:val="000000" w:themeColor="text1"/>
+                </w:rPr>
+                <w:t>View on Google Maps</w:t>
+              </w:r>
+            </w:hyperlink>
           </w:p>
         </w:tc>
       </w:tr>
